--- a/docs/Week12_Comparative_Results.docx
+++ b/docs/Week12_Comparative_Results.docx
@@ -572,6 +572,94 @@
                 <w:szCs w:val="24"/>
               </w:rPr>
               <w:t>upally Narendar</w:t>
+            </w:r>
+          </w:p>
+        </w:tc>
+      </w:tr>
+      <w:tr>
+        <w:trPr>
+          <w:jc w:val="center"/>
+        </w:trPr>
+        <w:tc>
+          <w:tcPr>
+            <w:tcW w:w="2263" w:type="dxa"/>
+          </w:tcPr>
+          <w:p>
+            <w:pPr>
+              <w:jc w:val="center"/>
+              <w:rPr>
+                <w:rFonts w:ascii="Times New Roman" w:hAnsi="Times New Roman" w:cs="Times New Roman"/>
+                <w:sz w:val="24"/>
+                <w:szCs w:val="24"/>
+              </w:rPr>
+            </w:pPr>
+            <w:r>
+              <w:rPr>
+                <w:rFonts w:ascii="Times New Roman" w:hAnsi="Times New Roman" w:cs="Times New Roman"/>
+                <w:sz w:val="24"/>
+                <w:szCs w:val="24"/>
+              </w:rPr>
+              <w:t>3</w:t>
+            </w:r>
+          </w:p>
+        </w:tc>
+        <w:tc>
+          <w:tcPr>
+            <w:tcW w:w="2977" w:type="dxa"/>
+          </w:tcPr>
+          <w:p>
+            <w:pPr>
+              <w:jc w:val="center"/>
+              <w:rPr>
+                <w:rFonts w:ascii="Times New Roman" w:hAnsi="Times New Roman" w:cs="Times New Roman"/>
+                <w:sz w:val="24"/>
+                <w:szCs w:val="24"/>
+              </w:rPr>
+            </w:pPr>
+            <w:r>
+              <w:rPr>
+                <w:rFonts w:ascii="Times New Roman" w:hAnsi="Times New Roman" w:cs="Times New Roman"/>
+                <w:sz w:val="24"/>
+                <w:szCs w:val="24"/>
+              </w:rPr>
+              <w:t>2320090018</w:t>
+            </w:r>
+          </w:p>
+        </w:tc>
+        <w:tc>
+          <w:tcPr>
+            <w:tcW w:w="5528" w:type="dxa"/>
+          </w:tcPr>
+          <w:p>
+            <w:pPr>
+              <w:jc w:val="center"/>
+              <w:rPr>
+                <w:rFonts w:ascii="Times New Roman" w:hAnsi="Times New Roman" w:cs="Times New Roman"/>
+                <w:sz w:val="24"/>
+                <w:szCs w:val="24"/>
+              </w:rPr>
+            </w:pPr>
+            <w:r>
+              <w:rPr>
+                <w:rFonts w:ascii="Times New Roman" w:hAnsi="Times New Roman" w:cs="Times New Roman"/>
+                <w:sz w:val="24"/>
+                <w:szCs w:val="24"/>
+              </w:rPr>
+              <w:t>M Praneeth Reddy</w:t>
+            </w:r>
+            <w:r>
+              <w:rPr>
+                <w:rFonts w:ascii="Times New Roman" w:hAnsi="Times New Roman" w:cs="Times New Roman"/>
+                <w:sz w:val="24"/>
+                <w:szCs w:val="24"/>
+              </w:rPr>
+            </w:r>
+            <w:r>
+              <w:rPr>
+                <w:rFonts w:ascii="Times New Roman" w:hAnsi="Times New Roman" w:cs="Times New Roman"/>
+                <w:sz w:val="24"/>
+                <w:szCs w:val="24"/>
+              </w:rPr>
             </w:r>
           </w:p>
         </w:tc>
